--- a/_build/docx/01_Кадровые_документы/11_Информационное_письмо_руководителю_отдела.docx
+++ b/_build/docx/01_Кадровые_документы/11_Информационное_письмо_руководителю_отдела.docx
@@ -22,7 +22,7 @@
           <w:b/>
           <w:sz w:val="26"/>
         </w:rPr>
-        <w:t>для руководителя проектно-конструкторского отдела</w:t>
+        <w:t>для начальника проектно-конструкторского отдела</w:t>
       </w:r>
     </w:p>
     <w:p>
@@ -40,7 +40,7 @@
         <w:rPr>
           <w:rFonts w:ascii="Times New Roman" w:hAnsi="Times New Roman"/>
         </w:rPr>
-        <w:t>г. Брест                                                      «___» июня 2026 г.</w:t>
+        <w:t>г. Брест                                                      «___» __________ 2026 г.</w:t>
       </w:r>
     </w:p>
     <w:p>
@@ -65,7 +65,7 @@
           <w:rFonts w:ascii="Times New Roman" w:hAnsi="Times New Roman"/>
           <w:b/>
         </w:rPr>
-        <w:t>ведущего инженера-конструктора — руководителя проектно-конструкторского отдела</w:t>
+        <w:t>начальника проектно-конструкторского отдела</w:t>
       </w:r>
       <w:r>
         <w:rPr>
@@ -109,7 +109,7 @@
         <w:rPr>
           <w:rFonts w:ascii="Times New Roman" w:hAnsi="Times New Roman"/>
         </w:rPr>
-        <w:t xml:space="preserve"> ведущий инженер-конструктор — руководитель проектно-конструкторского отдела</w:t>
+        <w:t xml:space="preserve"> начальник проектно-конструкторского отдела</w:t>
       </w:r>
     </w:p>
     <w:p>
@@ -121,13 +121,13 @@
           <w:rFonts w:ascii="Times New Roman" w:hAnsi="Times New Roman"/>
           <w:b/>
         </w:rPr>
-        <w:t>Квалификационная категория:</w:t>
+        <w:t>Основание наименования:</w:t>
       </w:r>
       <w:r>
         <w:rPr>
           <w:rFonts w:ascii="Times New Roman" w:hAnsi="Times New Roman"/>
         </w:rPr>
-        <w:t xml:space="preserve"> ведущий инженер-конструктор (присвоена по результатам аттестации)</w:t>
+        <w:t xml:space="preserve"> выпуск 39 Единого квалификационного справочника должностей служащих «Должности служащих, занятых в области инженерно-технического проектирования», раздел I «Руководители», должность «Начальник (заведующий) проектно-конструкторским отделом» (утв. постановлением Министерства труда и социальной защиты Республики Беларусь от 23.02.2024 № 9)</w:t>
       </w:r>
     </w:p>
     <w:p>
@@ -145,7 +145,32 @@
         <w:rPr>
           <w:rFonts w:ascii="Times New Roman" w:hAnsi="Times New Roman"/>
         </w:rPr>
-        <w:t xml:space="preserve"> специалисты (инженерно-технические работники)</w:t>
+        <w:t xml:space="preserve"> </w:t>
+      </w:r>
+      <w:r>
+        <w:rPr>
+          <w:rFonts w:ascii="Times New Roman" w:hAnsi="Times New Roman"/>
+          <w:b/>
+        </w:rPr>
+        <w:t>руководители</w:t>
+      </w:r>
+    </w:p>
+    <w:p>
+      <w:pPr>
+        <w:pStyle w:val="ListBullet"/>
+      </w:pPr>
+      <w:r>
+        <w:rPr>
+          <w:rFonts w:ascii="Times New Roman" w:hAnsi="Times New Roman"/>
+          <w:b/>
+        </w:rPr>
+        <w:t>Соответствие должности</w:t>
+      </w:r>
+      <w:r>
+        <w:rPr>
+          <w:rFonts w:ascii="Times New Roman" w:hAnsi="Times New Roman"/>
+        </w:rPr>
+        <w:t xml:space="preserve"> подтверждено решением аттестационной комиссии</w:t>
       </w:r>
     </w:p>
     <w:p>
@@ -191,7 +216,7 @@
         <w:rPr>
           <w:rFonts w:ascii="Times New Roman" w:hAnsi="Times New Roman"/>
         </w:rPr>
-        <w:t xml:space="preserve"> директору Калите Александру Владимировичу (через заместителя директора)</w:t>
+        <w:t xml:space="preserve"> директору Калите Алексею Викторовичу (через заместителя директора)</w:t>
       </w:r>
     </w:p>
     <w:p>
@@ -237,6 +262,37 @@
           <w:rFonts w:ascii="Times New Roman" w:hAnsi="Times New Roman"/>
         </w:rPr>
         <w:t>инженер-конструктор (вакансия — перспектива ввода).</w:t>
+      </w:r>
+    </w:p>
+    <w:p>
+      <w:pPr>
+        <w:pStyle w:val="ListBullet"/>
+      </w:pPr>
+      <w:r>
+        <w:rPr>
+          <w:rFonts w:ascii="Times New Roman" w:hAnsi="Times New Roman"/>
+          <w:b/>
+        </w:rPr>
+        <w:t>Взаимодействие по выпущенной документации:</w:t>
+      </w:r>
+      <w:r>
+        <w:rPr>
+          <w:rFonts w:ascii="Times New Roman" w:hAnsi="Times New Roman"/>
+        </w:rPr>
+        <w:t xml:space="preserve"> выпущенный и прошедший нормоконтроль комплект Вы передаёте </w:t>
+      </w:r>
+      <w:r>
+        <w:rPr>
+          <w:rFonts w:ascii="Times New Roman" w:hAnsi="Times New Roman"/>
+          <w:b/>
+        </w:rPr>
+        <w:t>главному инженеру</w:t>
+      </w:r>
+      <w:r>
+        <w:rPr>
+          <w:rFonts w:ascii="Times New Roman" w:hAnsi="Times New Roman"/>
+        </w:rPr>
+        <w:t xml:space="preserve"> — он обеспечивает использование документации производством и монтажными участками (раздел 15 Регламента КМД)</w:t>
       </w:r>
     </w:p>
     <w:p>
@@ -300,7 +356,7 @@
         <w:rPr>
           <w:rFonts w:ascii="Times New Roman" w:hAnsi="Times New Roman"/>
         </w:rPr>
-        <w:t xml:space="preserve"> 25 июня 2026 г.</w:t>
+        <w:t xml:space="preserve"> «___» __________ 2026 г.</w:t>
       </w:r>
     </w:p>
     <w:p>
@@ -310,7 +366,7 @@
           <w:b/>
           <w:sz w:val="26"/>
         </w:rPr>
-        <w:t>II. ОСНОВНЫЕ ФУНКЦИИ РУКОВОДИТЕЛЯ ОТДЕЛА</w:t>
+        <w:t>II. ОСНОВНЫЕ ФУНКЦИИ НАЧАЛЬНИКА ОТДЕЛА</w:t>
       </w:r>
     </w:p>
     <w:p>
@@ -337,6 +393,9 @@
         <w:gridCol w:w="2493"/>
       </w:tblGrid>
       <w:tr>
+        <w:trPr>
+          <w:tblHeader w:val="true"/>
+        </w:trPr>
         <w:tc>
           <w:tcPr>
             <w:tcW w:type="dxa" w:w="2493"/>
@@ -660,7 +719,7 @@
                 <w:b/>
                 <w:sz w:val="22"/>
               </w:rPr>
-              <w:t>Ведение реестра объектов</w:t>
+              <w:t>Ведение рабочего журнала отдела</w:t>
             </w:r>
           </w:p>
         </w:tc>
@@ -674,7 +733,7 @@
                 <w:rFonts w:ascii="Times New Roman" w:hAnsi="Times New Roman"/>
                 <w:sz w:val="22"/>
               </w:rPr>
-              <w:t>Ведение реестра объектов и сроков (см. шаблон `04_Шаблоны_управления_отделом/5_Реестр_объектов_и_сроков.md`)</w:t>
+              <w:t>Ведение рабочего журнала отдела: объекты, состав работ, сроки, статусы (раздел VII, п. 3)</w:t>
             </w:r>
           </w:p>
         </w:tc>
@@ -719,6 +778,9 @@
         <w:gridCol w:w="2493"/>
       </w:tblGrid>
       <w:tr>
+        <w:trPr>
+          <w:tblHeader w:val="true"/>
+        </w:trPr>
         <w:tc>
           <w:tcPr>
             <w:tcW w:type="dxa" w:w="2493"/>
@@ -1101,6 +1163,9 @@
         <w:gridCol w:w="2493"/>
       </w:tblGrid>
       <w:tr>
+        <w:trPr>
+          <w:tblHeader w:val="true"/>
+        </w:trPr>
         <w:tc>
           <w:tcPr>
             <w:tcW w:type="dxa" w:w="2493"/>
@@ -1202,7 +1267,7 @@
                 <w:rFonts w:ascii="Times New Roman" w:hAnsi="Times New Roman"/>
                 <w:sz w:val="22"/>
               </w:rPr>
-              <w:t>Ведение табеля учёта рабочего времени работников отдела (см. шаблон `04_Шаблоны_управления_отделом/1_Табель_учета_рабочего_времени.md`)</w:t>
+              <w:t>Ведение табеля учёта рабочего времени работников отдела по установленной форме (раздел VII, п. 1)</w:t>
             </w:r>
           </w:p>
         </w:tc>
@@ -1261,7 +1326,7 @@
                 <w:rFonts w:ascii="Times New Roman" w:hAnsi="Times New Roman"/>
                 <w:sz w:val="22"/>
               </w:rPr>
-              <w:t>Составление графика отпусков отдела, контроль его соблюдения (см. шаблон `04_Шаблоны_управления_отделом/2_График_отпусков.md`)</w:t>
+              <w:t>Составление графика отпусков отдела, контроль его соблюдения; форма — раздел VII, п. 2</w:t>
             </w:r>
           </w:p>
         </w:tc>
@@ -1542,6 +1607,9 @@
         <w:gridCol w:w="2493"/>
       </w:tblGrid>
       <w:tr>
+        <w:trPr>
+          <w:tblHeader w:val="true"/>
+        </w:trPr>
         <w:tc>
           <w:tcPr>
             <w:tcW w:type="dxa" w:w="2493"/>
@@ -1643,7 +1711,7 @@
                 <w:rFonts w:ascii="Times New Roman" w:hAnsi="Times New Roman"/>
                 <w:sz w:val="22"/>
               </w:rPr>
-              <w:t>Подготовка и представление отчётов о работе отдела заместителю директора (см. шаблон `04_Шаблоны_управления_отделом/6_Еженедельный_отчет_отдела.md`)</w:t>
+              <w:t>Поддержание рабочего журнала отдела в актуальном состоянии — журнал является формой отчётности отдела; заместитель директора просматривает его самостоятельно, отдельный отчёт не составляется</w:t>
             </w:r>
           </w:p>
         </w:tc>
@@ -1657,7 +1725,7 @@
                 <w:rFonts w:ascii="Times New Roman" w:hAnsi="Times New Roman"/>
                 <w:sz w:val="22"/>
               </w:rPr>
-              <w:t>Еженедельно/ежемесячно</w:t>
+              <w:t>Постоянно</w:t>
             </w:r>
           </w:p>
         </w:tc>
@@ -2170,7 +2238,7 @@
           <w:b/>
           <w:sz w:val="26"/>
         </w:rPr>
-        <w:t>IV. ПРАВА РУКОВОДИТЕЛЯ ОТДЕЛА</w:t>
+        <w:t>IV. ПРАВА НАЧАЛЬНИКА ОТДЕЛА</w:t>
       </w:r>
     </w:p>
     <w:p>
@@ -2204,6 +2272,9 @@
         <w:gridCol w:w="3324"/>
       </w:tblGrid>
       <w:tr>
+        <w:trPr>
+          <w:tblHeader w:val="true"/>
+        </w:trPr>
         <w:tc>
           <w:tcPr>
             <w:tcW w:type="dxa" w:w="3324"/>
@@ -2500,6 +2571,9 @@
         <w:gridCol w:w="3324"/>
       </w:tblGrid>
       <w:tr>
+        <w:trPr>
+          <w:tblHeader w:val="true"/>
+        </w:trPr>
         <w:tc>
           <w:tcPr>
             <w:tcW w:type="dxa" w:w="3324"/>
@@ -2778,7 +2852,7 @@
         <w:rPr>
           <w:rFonts w:ascii="Times New Roman" w:hAnsi="Times New Roman"/>
         </w:rPr>
-        <w:t>Вести реестр объектов и сроков; доводить до работников задачи, полученные от руководства, и обеспечивать их выполнение.</w:t>
+        <w:t>Вести рабочий журнал отдела (объекты, сроки, распределение задач, нормоконтроль); доводить до работников задачи, полученные от руководства, и обеспечивать их выполнение.</w:t>
       </w:r>
     </w:p>
     <w:p>
@@ -2896,7 +2970,7 @@
         <w:rPr>
           <w:rFonts w:ascii="Times New Roman" w:hAnsi="Times New Roman"/>
         </w:rPr>
-        <w:t>Вести журнал распределения задач и журнал проверки чертежей (нормоконтроля).</w:t>
+        <w:t>Фиксировать в рабочем журнале отдела распределение задач и результат нормоконтроля по каждому чертежу.</w:t>
       </w:r>
     </w:p>
     <w:p>
@@ -2907,7 +2981,7 @@
         <w:rPr>
           <w:rFonts w:ascii="Times New Roman" w:hAnsi="Times New Roman"/>
         </w:rPr>
-        <w:t>Готовить отчётность о работе отдела перед заместителем директора.</w:t>
+        <w:t>Поддерживать рабочий журнал отдела в актуальном состоянии: он служит формой отчётности отдела перед заместителем директора, который просматривает журнал самостоятельно.</w:t>
       </w:r>
     </w:p>
     <w:p>
@@ -3044,7 +3118,7 @@
         <w:rPr>
           <w:rFonts w:ascii="Times New Roman" w:hAnsi="Times New Roman"/>
         </w:rPr>
-        <w:t>Должностная инструкция ведущего инженера-конструктора — руководителя отдела;</w:t>
+        <w:t>Должностная инструкция начальника проектно-конструкторского отдела;</w:t>
       </w:r>
     </w:p>
     <w:p>
@@ -3126,7 +3200,7 @@
           <w:b/>
           <w:sz w:val="26"/>
         </w:rPr>
-        <w:t>VII. ОРГАНИЗАЦИОННЫЕ ИНСТРУМЕНТЫ РУКОВОДИТЕЛЯ</w:t>
+        <w:t>VII. ОРГАНИЗАЦИОННЫЕ ИНСТРУМЕНТЫ НАЧАЛЬНИКА ОТДЕЛА</w:t>
       </w:r>
     </w:p>
     <w:p>
@@ -3151,6 +3225,9 @@
         <w:gridCol w:w="2493"/>
       </w:tblGrid>
       <w:tr>
+        <w:trPr>
+          <w:tblHeader w:val="true"/>
+        </w:trPr>
         <w:tc>
           <w:tcPr>
             <w:tcW w:type="dxa" w:w="2493"/>
@@ -3356,7 +3433,7 @@
                 <w:b/>
                 <w:sz w:val="22"/>
               </w:rPr>
-              <w:t>Журнал распределения задач</w:t>
+              <w:t>Рабочий журнал отдела</w:t>
             </w:r>
           </w:p>
         </w:tc>
@@ -3370,7 +3447,7 @@
                 <w:rFonts w:ascii="Times New Roman" w:hAnsi="Times New Roman"/>
                 <w:sz w:val="22"/>
               </w:rPr>
-              <w:t>Фиксация распределения задач между работниками, сроков, ответственных</w:t>
+              <w:t>Единая форма: объекты и сроки, распределение задач между работниками, отметка нормоконтроля «прошёл / не прошёл», замечания. Содержит чек-лист нормоконтроля по Регламенту КМД</w:t>
             </w:r>
           </w:p>
         </w:tc>
@@ -3415,7 +3492,7 @@
                 <w:b/>
                 <w:sz w:val="22"/>
               </w:rPr>
-              <w:t>Журнал проверки чертежей (нормоконтроля)</w:t>
+              <w:t>Памятка типовых замечаний нормоконтроля</w:t>
             </w:r>
           </w:p>
         </w:tc>
@@ -3429,7 +3506,7 @@
                 <w:rFonts w:ascii="Times New Roman" w:hAnsi="Times New Roman"/>
                 <w:sz w:val="22"/>
               </w:rPr>
-              <w:t>Фиксация результатов проверки чертежей, замечаний, сроков устранения</w:t>
+              <w:t>Накопительный перечень повторяющихся замечаний — ускоряет проверку</w:t>
             </w:r>
           </w:p>
         </w:tc>
@@ -3443,125 +3520,7 @@
                 <w:rFonts w:ascii="Times New Roman" w:hAnsi="Times New Roman"/>
                 <w:sz w:val="22"/>
               </w:rPr>
-              <w:t>По каждому чертежу</w:t>
-            </w:r>
-          </w:p>
-        </w:tc>
-      </w:tr>
-      <w:tr>
-        <w:tc>
-          <w:tcPr>
-            <w:tcW w:type="dxa" w:w="2493"/>
-          </w:tcPr>
-          <w:p>
-            <w:r>
-              <w:rPr>
-                <w:rFonts w:ascii="Times New Roman" w:hAnsi="Times New Roman"/>
-                <w:sz w:val="22"/>
-              </w:rPr>
-              <w:t>5</w:t>
-            </w:r>
-          </w:p>
-        </w:tc>
-        <w:tc>
-          <w:tcPr>
-            <w:tcW w:type="dxa" w:w="2493"/>
-          </w:tcPr>
-          <w:p>
-            <w:r>
-              <w:rPr>
-                <w:rFonts w:ascii="Times New Roman" w:hAnsi="Times New Roman"/>
-                <w:b/>
-                <w:sz w:val="22"/>
-              </w:rPr>
-              <w:t>Реестр объектов и сроков</w:t>
-            </w:r>
-          </w:p>
-        </w:tc>
-        <w:tc>
-          <w:tcPr>
-            <w:tcW w:type="dxa" w:w="2493"/>
-          </w:tcPr>
-          <w:p>
-            <w:r>
-              <w:rPr>
-                <w:rFonts w:ascii="Times New Roman" w:hAnsi="Times New Roman"/>
-                <w:sz w:val="22"/>
-              </w:rPr>
-              <w:t>Учёт объектов, сроков выполнения, статусов</w:t>
-            </w:r>
-          </w:p>
-        </w:tc>
-        <w:tc>
-          <w:tcPr>
-            <w:tcW w:type="dxa" w:w="2493"/>
-          </w:tcPr>
-          <w:p>
-            <w:r>
-              <w:rPr>
-                <w:rFonts w:ascii="Times New Roman" w:hAnsi="Times New Roman"/>
-                <w:sz w:val="22"/>
-              </w:rPr>
-              <w:t>Постоянно</w:t>
-            </w:r>
-          </w:p>
-        </w:tc>
-      </w:tr>
-      <w:tr>
-        <w:tc>
-          <w:tcPr>
-            <w:tcW w:type="dxa" w:w="2493"/>
-          </w:tcPr>
-          <w:p>
-            <w:r>
-              <w:rPr>
-                <w:rFonts w:ascii="Times New Roman" w:hAnsi="Times New Roman"/>
-                <w:sz w:val="22"/>
-              </w:rPr>
-              <w:t>6</w:t>
-            </w:r>
-          </w:p>
-        </w:tc>
-        <w:tc>
-          <w:tcPr>
-            <w:tcW w:type="dxa" w:w="2493"/>
-          </w:tcPr>
-          <w:p>
-            <w:r>
-              <w:rPr>
-                <w:rFonts w:ascii="Times New Roman" w:hAnsi="Times New Roman"/>
-                <w:b/>
-                <w:sz w:val="22"/>
-              </w:rPr>
-              <w:t>Еженедельный отчёт отдела</w:t>
-            </w:r>
-          </w:p>
-        </w:tc>
-        <w:tc>
-          <w:tcPr>
-            <w:tcW w:type="dxa" w:w="2493"/>
-          </w:tcPr>
-          <w:p>
-            <w:r>
-              <w:rPr>
-                <w:rFonts w:ascii="Times New Roman" w:hAnsi="Times New Roman"/>
-                <w:sz w:val="22"/>
-              </w:rPr>
-              <w:t>Отчётность перед руководством о работе отдела</w:t>
-            </w:r>
-          </w:p>
-        </w:tc>
-        <w:tc>
-          <w:tcPr>
-            <w:tcW w:type="dxa" w:w="2493"/>
-          </w:tcPr>
-          <w:p>
-            <w:r>
-              <w:rPr>
-                <w:rFonts w:ascii="Times New Roman" w:hAnsi="Times New Roman"/>
-                <w:sz w:val="22"/>
-              </w:rPr>
-              <w:t>Еженедельно</w:t>
+              <w:t>По мере выявления</w:t>
             </w:r>
           </w:p>
         </w:tc>
@@ -3573,7 +3532,31 @@
         <w:rPr>
           <w:rFonts w:ascii="Times New Roman" w:hAnsi="Times New Roman"/>
         </w:rPr>
-        <w:t>Все шаблоны находятся в папке `04_Шаблоны_управления_отделом/`.</w:t>
+        <w:t>Отдельная форма еженедельного отчёта не ведётся: рабочий журнал отдела (п. 3)</w:t>
+      </w:r>
+    </w:p>
+    <w:p>
+      <w:r>
+        <w:rPr>
+          <w:rFonts w:ascii="Times New Roman" w:hAnsi="Times New Roman"/>
+        </w:rPr>
+        <w:t>и есть отчётность отдела — заместитель директора просматривает его самостоятельно.</w:t>
+      </w:r>
+    </w:p>
+    <w:p>
+      <w:r>
+        <w:rPr>
+          <w:rFonts w:ascii="Times New Roman" w:hAnsi="Times New Roman"/>
+        </w:rPr>
+        <w:t>Бланки перечисленных форм передаются Вам вместе с настоящим письмом и фиксируются</w:t>
+      </w:r>
+    </w:p>
+    <w:p>
+      <w:r>
+        <w:rPr>
+          <w:rFonts w:ascii="Times New Roman" w:hAnsi="Times New Roman"/>
+        </w:rPr>
+        <w:t>в акте приёма-передачи дел проектно-конструкторского отдела.</w:t>
       </w:r>
     </w:p>
     <w:p>
@@ -3607,6 +3590,9 @@
         <w:gridCol w:w="3324"/>
       </w:tblGrid>
       <w:tr>
+        <w:trPr>
+          <w:tblHeader w:val="true"/>
+        </w:trPr>
         <w:tc>
           <w:tcPr>
             <w:tcW w:type="dxa" w:w="3324"/>
@@ -3672,7 +3658,7 @@
                 <w:rFonts w:ascii="Times New Roman" w:hAnsi="Times New Roman"/>
                 <w:sz w:val="22"/>
               </w:rPr>
-              <w:t xml:space="preserve"> (~25 июля 2026 г.)</w:t>
+              <w:t xml:space="preserve"> от даты назначения</w:t>
             </w:r>
           </w:p>
         </w:tc>
@@ -3724,7 +3710,7 @@
                 <w:rFonts w:ascii="Times New Roman" w:hAnsi="Times New Roman"/>
                 <w:sz w:val="22"/>
               </w:rPr>
-              <w:t xml:space="preserve"> (~25 августа 2026 г.)</w:t>
+              <w:t xml:space="preserve"> от даты назначения</w:t>
             </w:r>
           </w:p>
         </w:tc>
@@ -3776,7 +3762,7 @@
                 <w:rFonts w:ascii="Times New Roman" w:hAnsi="Times New Roman"/>
                 <w:sz w:val="22"/>
               </w:rPr>
-              <w:t xml:space="preserve"> (~25 сентября 2026 г.)</w:t>
+              <w:t xml:space="preserve"> от даты назначения</w:t>
             </w:r>
           </w:p>
         </w:tc>
@@ -3804,7 +3790,7 @@
                 <w:rFonts w:ascii="Times New Roman" w:hAnsi="Times New Roman"/>
                 <w:sz w:val="22"/>
               </w:rPr>
-              <w:t>Отдел работает самостоятельно, руководство получает регулярные отчёты, задачи выполняются в срок</w:t>
+              <w:t>Отдел работает самостоятельно, руководство видит картину по рабочему журналу, задачи выполняются в срок</w:t>
             </w:r>
           </w:p>
         </w:tc>
@@ -3836,7 +3822,7 @@
         <w:rPr>
           <w:rFonts w:ascii="Times New Roman" w:hAnsi="Times New Roman"/>
         </w:rPr>
-        <w:t>Оклад устанавливается согласно штатному расписанию по должности «ведущий инженер-конструктор».</w:t>
+        <w:t>Оклад устанавливается согласно штатному расписанию по должности «начальник проектно-конструкторского отдела».</w:t>
       </w:r>
     </w:p>
     <w:p>
@@ -3846,7 +3832,7 @@
           <w:b/>
           <w:sz w:val="24"/>
         </w:rPr>
-        <w:t>9.2. Надбавка за руководство отделом</w:t>
+        <w:t>9.2. Надбавка за сложность и напряжённость труда</w:t>
       </w:r>
     </w:p>
     <w:p>
@@ -3854,7 +3840,7 @@
         <w:rPr>
           <w:rFonts w:ascii="Times New Roman" w:hAnsi="Times New Roman"/>
         </w:rPr>
-        <w:t xml:space="preserve">Ежемесячная надбавка за руководство отделом в размере </w:t>
+        <w:t xml:space="preserve">Ежемесячная надбавка за сложность и напряжённость труда в размере </w:t>
       </w:r>
       <w:r>
         <w:rPr>
@@ -3867,7 +3853,7 @@
         <w:rPr>
           <w:rFonts w:ascii="Times New Roman" w:hAnsi="Times New Roman"/>
         </w:rPr>
-        <w:t xml:space="preserve"> (приказ от «___» июня 2026 г.).</w:t>
+        <w:t xml:space="preserve"> (приказ от «___» __________ 2026 г. № ______).</w:t>
       </w:r>
     </w:p>
     <w:p>
@@ -3939,7 +3925,7 @@
         <w:rPr>
           <w:rFonts w:ascii="Times New Roman" w:hAnsi="Times New Roman"/>
         </w:rPr>
-        <w:t xml:space="preserve"> Калите Александру Владимировичу;</w:t>
+        <w:t xml:space="preserve"> Калите Алексею Викторовичу;</w:t>
       </w:r>
     </w:p>
     <w:p>
@@ -4002,16 +3988,7 @@
           <w:rFonts w:ascii="Times New Roman" w:hAnsi="Times New Roman"/>
           <w:b/>
         </w:rPr>
-        <w:t>Руководитель проектно-конструкторского отдела</w:t>
-      </w:r>
-    </w:p>
-    <w:p>
-      <w:r>
-        <w:rPr>
-          <w:rFonts w:ascii="Times New Roman" w:hAnsi="Times New Roman"/>
-          <w:b/>
-        </w:rPr>
-        <w:t>ведущий инженер-конструктор</w:t>
+        <w:t>Начальник проектно-конструкторского отдела</w:t>
       </w:r>
     </w:p>
     <w:p>

--- a/_build/docx/01_Кадровые_документы/11_Информационное_письмо_руководителю_отдела.docx
+++ b/_build/docx/01_Кадровые_документы/11_Информационное_письмо_руководителю_отдела.docx
@@ -387,10 +387,10 @@
         <w:tblLook w:firstColumn="1" w:firstRow="1" w:lastColumn="0" w:lastRow="0" w:noHBand="0" w:noVBand="1" w:val="04A0"/>
       </w:tblPr>
       <w:tblGrid>
-        <w:gridCol w:w="2493"/>
-        <w:gridCol w:w="2493"/>
-        <w:gridCol w:w="2493"/>
-        <w:gridCol w:w="2493"/>
+        <w:gridCol w:w="2410"/>
+        <w:gridCol w:w="2410"/>
+        <w:gridCol w:w="2410"/>
+        <w:gridCol w:w="2410"/>
       </w:tblGrid>
       <w:tr>
         <w:trPr>
@@ -398,7 +398,7 @@
         </w:trPr>
         <w:tc>
           <w:tcPr>
-            <w:tcW w:type="dxa" w:w="2493"/>
+            <w:tcW w:type="dxa" w:w="2410"/>
           </w:tcPr>
           <w:p>
             <w:r>
@@ -413,7 +413,7 @@
         </w:tc>
         <w:tc>
           <w:tcPr>
-            <w:tcW w:type="dxa" w:w="2493"/>
+            <w:tcW w:type="dxa" w:w="2410"/>
           </w:tcPr>
           <w:p>
             <w:r>
@@ -428,7 +428,7 @@
         </w:tc>
         <w:tc>
           <w:tcPr>
-            <w:tcW w:type="dxa" w:w="2493"/>
+            <w:tcW w:type="dxa" w:w="2410"/>
           </w:tcPr>
           <w:p>
             <w:r>
@@ -443,7 +443,7 @@
         </w:tc>
         <w:tc>
           <w:tcPr>
-            <w:tcW w:type="dxa" w:w="2493"/>
+            <w:tcW w:type="dxa" w:w="2410"/>
           </w:tcPr>
           <w:p>
             <w:r>
@@ -460,7 +460,7 @@
       <w:tr>
         <w:tc>
           <w:tcPr>
-            <w:tcW w:type="dxa" w:w="2493"/>
+            <w:tcW w:type="dxa" w:w="2410"/>
           </w:tcPr>
           <w:p>
             <w:r>
@@ -474,7 +474,7 @@
         </w:tc>
         <w:tc>
           <w:tcPr>
-            <w:tcW w:type="dxa" w:w="2493"/>
+            <w:tcW w:type="dxa" w:w="2410"/>
           </w:tcPr>
           <w:p>
             <w:r>
@@ -489,7 +489,7 @@
         </w:tc>
         <w:tc>
           <w:tcPr>
-            <w:tcW w:type="dxa" w:w="2493"/>
+            <w:tcW w:type="dxa" w:w="2410"/>
           </w:tcPr>
           <w:p>
             <w:r>
@@ -503,7 +503,7 @@
         </w:tc>
         <w:tc>
           <w:tcPr>
-            <w:tcW w:type="dxa" w:w="2493"/>
+            <w:tcW w:type="dxa" w:w="2410"/>
           </w:tcPr>
           <w:p>
             <w:r>
@@ -519,7 +519,7 @@
       <w:tr>
         <w:tc>
           <w:tcPr>
-            <w:tcW w:type="dxa" w:w="2493"/>
+            <w:tcW w:type="dxa" w:w="2410"/>
           </w:tcPr>
           <w:p>
             <w:r>
@@ -533,7 +533,7 @@
         </w:tc>
         <w:tc>
           <w:tcPr>
-            <w:tcW w:type="dxa" w:w="2493"/>
+            <w:tcW w:type="dxa" w:w="2410"/>
           </w:tcPr>
           <w:p>
             <w:r>
@@ -548,7 +548,7 @@
         </w:tc>
         <w:tc>
           <w:tcPr>
-            <w:tcW w:type="dxa" w:w="2493"/>
+            <w:tcW w:type="dxa" w:w="2410"/>
           </w:tcPr>
           <w:p>
             <w:r>
@@ -562,7 +562,7 @@
         </w:tc>
         <w:tc>
           <w:tcPr>
-            <w:tcW w:type="dxa" w:w="2493"/>
+            <w:tcW w:type="dxa" w:w="2410"/>
           </w:tcPr>
           <w:p>
             <w:r>
@@ -578,7 +578,7 @@
       <w:tr>
         <w:tc>
           <w:tcPr>
-            <w:tcW w:type="dxa" w:w="2493"/>
+            <w:tcW w:type="dxa" w:w="2410"/>
           </w:tcPr>
           <w:p>
             <w:r>
@@ -592,7 +592,7 @@
         </w:tc>
         <w:tc>
           <w:tcPr>
-            <w:tcW w:type="dxa" w:w="2493"/>
+            <w:tcW w:type="dxa" w:w="2410"/>
           </w:tcPr>
           <w:p>
             <w:r>
@@ -607,7 +607,7 @@
         </w:tc>
         <w:tc>
           <w:tcPr>
-            <w:tcW w:type="dxa" w:w="2493"/>
+            <w:tcW w:type="dxa" w:w="2410"/>
           </w:tcPr>
           <w:p>
             <w:r>
@@ -621,7 +621,7 @@
         </w:tc>
         <w:tc>
           <w:tcPr>
-            <w:tcW w:type="dxa" w:w="2493"/>
+            <w:tcW w:type="dxa" w:w="2410"/>
           </w:tcPr>
           <w:p>
             <w:r>
@@ -637,7 +637,7 @@
       <w:tr>
         <w:tc>
           <w:tcPr>
-            <w:tcW w:type="dxa" w:w="2493"/>
+            <w:tcW w:type="dxa" w:w="2410"/>
           </w:tcPr>
           <w:p>
             <w:r>
@@ -651,7 +651,7 @@
         </w:tc>
         <w:tc>
           <w:tcPr>
-            <w:tcW w:type="dxa" w:w="2493"/>
+            <w:tcW w:type="dxa" w:w="2410"/>
           </w:tcPr>
           <w:p>
             <w:r>
@@ -666,7 +666,7 @@
         </w:tc>
         <w:tc>
           <w:tcPr>
-            <w:tcW w:type="dxa" w:w="2493"/>
+            <w:tcW w:type="dxa" w:w="2410"/>
           </w:tcPr>
           <w:p>
             <w:r>
@@ -680,7 +680,7 @@
         </w:tc>
         <w:tc>
           <w:tcPr>
-            <w:tcW w:type="dxa" w:w="2493"/>
+            <w:tcW w:type="dxa" w:w="2410"/>
           </w:tcPr>
           <w:p>
             <w:r>
@@ -696,7 +696,7 @@
       <w:tr>
         <w:tc>
           <w:tcPr>
-            <w:tcW w:type="dxa" w:w="2493"/>
+            <w:tcW w:type="dxa" w:w="2410"/>
           </w:tcPr>
           <w:p>
             <w:r>
@@ -710,7 +710,7 @@
         </w:tc>
         <w:tc>
           <w:tcPr>
-            <w:tcW w:type="dxa" w:w="2493"/>
+            <w:tcW w:type="dxa" w:w="2410"/>
           </w:tcPr>
           <w:p>
             <w:r>
@@ -725,7 +725,7 @@
         </w:tc>
         <w:tc>
           <w:tcPr>
-            <w:tcW w:type="dxa" w:w="2493"/>
+            <w:tcW w:type="dxa" w:w="2410"/>
           </w:tcPr>
           <w:p>
             <w:r>
@@ -739,7 +739,7 @@
         </w:tc>
         <w:tc>
           <w:tcPr>
-            <w:tcW w:type="dxa" w:w="2493"/>
+            <w:tcW w:type="dxa" w:w="2410"/>
           </w:tcPr>
           <w:p>
             <w:r>
@@ -772,10 +772,10 @@
         <w:tblLook w:firstColumn="1" w:firstRow="1" w:lastColumn="0" w:lastRow="0" w:noHBand="0" w:noVBand="1" w:val="04A0"/>
       </w:tblPr>
       <w:tblGrid>
-        <w:gridCol w:w="2493"/>
-        <w:gridCol w:w="2493"/>
-        <w:gridCol w:w="2493"/>
-        <w:gridCol w:w="2493"/>
+        <w:gridCol w:w="2410"/>
+        <w:gridCol w:w="2410"/>
+        <w:gridCol w:w="2410"/>
+        <w:gridCol w:w="2410"/>
       </w:tblGrid>
       <w:tr>
         <w:trPr>
@@ -783,7 +783,7 @@
         </w:trPr>
         <w:tc>
           <w:tcPr>
-            <w:tcW w:type="dxa" w:w="2493"/>
+            <w:tcW w:type="dxa" w:w="2410"/>
           </w:tcPr>
           <w:p>
             <w:r>
@@ -798,7 +798,7 @@
         </w:tc>
         <w:tc>
           <w:tcPr>
-            <w:tcW w:type="dxa" w:w="2493"/>
+            <w:tcW w:type="dxa" w:w="2410"/>
           </w:tcPr>
           <w:p>
             <w:r>
@@ -813,7 +813,7 @@
         </w:tc>
         <w:tc>
           <w:tcPr>
-            <w:tcW w:type="dxa" w:w="2493"/>
+            <w:tcW w:type="dxa" w:w="2410"/>
           </w:tcPr>
           <w:p>
             <w:r>
@@ -828,7 +828,7 @@
         </w:tc>
         <w:tc>
           <w:tcPr>
-            <w:tcW w:type="dxa" w:w="2493"/>
+            <w:tcW w:type="dxa" w:w="2410"/>
           </w:tcPr>
           <w:p>
             <w:r>
@@ -845,7 +845,7 @@
       <w:tr>
         <w:tc>
           <w:tcPr>
-            <w:tcW w:type="dxa" w:w="2493"/>
+            <w:tcW w:type="dxa" w:w="2410"/>
           </w:tcPr>
           <w:p>
             <w:r>
@@ -859,7 +859,7 @@
         </w:tc>
         <w:tc>
           <w:tcPr>
-            <w:tcW w:type="dxa" w:w="2493"/>
+            <w:tcW w:type="dxa" w:w="2410"/>
           </w:tcPr>
           <w:p>
             <w:r>
@@ -874,7 +874,7 @@
         </w:tc>
         <w:tc>
           <w:tcPr>
-            <w:tcW w:type="dxa" w:w="2493"/>
+            <w:tcW w:type="dxa" w:w="2410"/>
           </w:tcPr>
           <w:p>
             <w:r>
@@ -888,7 +888,7 @@
         </w:tc>
         <w:tc>
           <w:tcPr>
-            <w:tcW w:type="dxa" w:w="2493"/>
+            <w:tcW w:type="dxa" w:w="2410"/>
           </w:tcPr>
           <w:p>
             <w:r>
@@ -904,7 +904,7 @@
       <w:tr>
         <w:tc>
           <w:tcPr>
-            <w:tcW w:type="dxa" w:w="2493"/>
+            <w:tcW w:type="dxa" w:w="2410"/>
           </w:tcPr>
           <w:p>
             <w:r>
@@ -918,7 +918,7 @@
         </w:tc>
         <w:tc>
           <w:tcPr>
-            <w:tcW w:type="dxa" w:w="2493"/>
+            <w:tcW w:type="dxa" w:w="2410"/>
           </w:tcPr>
           <w:p>
             <w:r>
@@ -933,7 +933,7 @@
         </w:tc>
         <w:tc>
           <w:tcPr>
-            <w:tcW w:type="dxa" w:w="2493"/>
+            <w:tcW w:type="dxa" w:w="2410"/>
           </w:tcPr>
           <w:p>
             <w:r>
@@ -947,7 +947,7 @@
         </w:tc>
         <w:tc>
           <w:tcPr>
-            <w:tcW w:type="dxa" w:w="2493"/>
+            <w:tcW w:type="dxa" w:w="2410"/>
           </w:tcPr>
           <w:p>
             <w:r>
@@ -963,7 +963,7 @@
       <w:tr>
         <w:tc>
           <w:tcPr>
-            <w:tcW w:type="dxa" w:w="2493"/>
+            <w:tcW w:type="dxa" w:w="2410"/>
           </w:tcPr>
           <w:p>
             <w:r>
@@ -977,7 +977,7 @@
         </w:tc>
         <w:tc>
           <w:tcPr>
-            <w:tcW w:type="dxa" w:w="2493"/>
+            <w:tcW w:type="dxa" w:w="2410"/>
           </w:tcPr>
           <w:p>
             <w:r>
@@ -992,7 +992,7 @@
         </w:tc>
         <w:tc>
           <w:tcPr>
-            <w:tcW w:type="dxa" w:w="2493"/>
+            <w:tcW w:type="dxa" w:w="2410"/>
           </w:tcPr>
           <w:p>
             <w:r>
@@ -1006,7 +1006,7 @@
         </w:tc>
         <w:tc>
           <w:tcPr>
-            <w:tcW w:type="dxa" w:w="2493"/>
+            <w:tcW w:type="dxa" w:w="2410"/>
           </w:tcPr>
           <w:p>
             <w:r>
@@ -1022,7 +1022,7 @@
       <w:tr>
         <w:tc>
           <w:tcPr>
-            <w:tcW w:type="dxa" w:w="2493"/>
+            <w:tcW w:type="dxa" w:w="2410"/>
           </w:tcPr>
           <w:p>
             <w:r>
@@ -1036,7 +1036,7 @@
         </w:tc>
         <w:tc>
           <w:tcPr>
-            <w:tcW w:type="dxa" w:w="2493"/>
+            <w:tcW w:type="dxa" w:w="2410"/>
           </w:tcPr>
           <w:p>
             <w:r>
@@ -1051,7 +1051,7 @@
         </w:tc>
         <w:tc>
           <w:tcPr>
-            <w:tcW w:type="dxa" w:w="2493"/>
+            <w:tcW w:type="dxa" w:w="2410"/>
           </w:tcPr>
           <w:p>
             <w:r>
@@ -1065,7 +1065,7 @@
         </w:tc>
         <w:tc>
           <w:tcPr>
-            <w:tcW w:type="dxa" w:w="2493"/>
+            <w:tcW w:type="dxa" w:w="2410"/>
           </w:tcPr>
           <w:p>
             <w:r>
@@ -1081,7 +1081,7 @@
       <w:tr>
         <w:tc>
           <w:tcPr>
-            <w:tcW w:type="dxa" w:w="2493"/>
+            <w:tcW w:type="dxa" w:w="2410"/>
           </w:tcPr>
           <w:p>
             <w:r>
@@ -1095,7 +1095,7 @@
         </w:tc>
         <w:tc>
           <w:tcPr>
-            <w:tcW w:type="dxa" w:w="2493"/>
+            <w:tcW w:type="dxa" w:w="2410"/>
           </w:tcPr>
           <w:p>
             <w:r>
@@ -1110,7 +1110,7 @@
         </w:tc>
         <w:tc>
           <w:tcPr>
-            <w:tcW w:type="dxa" w:w="2493"/>
+            <w:tcW w:type="dxa" w:w="2410"/>
           </w:tcPr>
           <w:p>
             <w:r>
@@ -1124,7 +1124,7 @@
         </w:tc>
         <w:tc>
           <w:tcPr>
-            <w:tcW w:type="dxa" w:w="2493"/>
+            <w:tcW w:type="dxa" w:w="2410"/>
           </w:tcPr>
           <w:p>
             <w:r>
@@ -1157,10 +1157,10 @@
         <w:tblLook w:firstColumn="1" w:firstRow="1" w:lastColumn="0" w:lastRow="0" w:noHBand="0" w:noVBand="1" w:val="04A0"/>
       </w:tblPr>
       <w:tblGrid>
-        <w:gridCol w:w="2493"/>
-        <w:gridCol w:w="2493"/>
-        <w:gridCol w:w="2493"/>
-        <w:gridCol w:w="2493"/>
+        <w:gridCol w:w="2410"/>
+        <w:gridCol w:w="2410"/>
+        <w:gridCol w:w="2410"/>
+        <w:gridCol w:w="2410"/>
       </w:tblGrid>
       <w:tr>
         <w:trPr>
@@ -1168,7 +1168,7 @@
         </w:trPr>
         <w:tc>
           <w:tcPr>
-            <w:tcW w:type="dxa" w:w="2493"/>
+            <w:tcW w:type="dxa" w:w="2410"/>
           </w:tcPr>
           <w:p>
             <w:r>
@@ -1183,7 +1183,7 @@
         </w:tc>
         <w:tc>
           <w:tcPr>
-            <w:tcW w:type="dxa" w:w="2493"/>
+            <w:tcW w:type="dxa" w:w="2410"/>
           </w:tcPr>
           <w:p>
             <w:r>
@@ -1198,7 +1198,7 @@
         </w:tc>
         <w:tc>
           <w:tcPr>
-            <w:tcW w:type="dxa" w:w="2493"/>
+            <w:tcW w:type="dxa" w:w="2410"/>
           </w:tcPr>
           <w:p>
             <w:r>
@@ -1213,7 +1213,7 @@
         </w:tc>
         <w:tc>
           <w:tcPr>
-            <w:tcW w:type="dxa" w:w="2493"/>
+            <w:tcW w:type="dxa" w:w="2410"/>
           </w:tcPr>
           <w:p>
             <w:r>
@@ -1230,7 +1230,7 @@
       <w:tr>
         <w:tc>
           <w:tcPr>
-            <w:tcW w:type="dxa" w:w="2493"/>
+            <w:tcW w:type="dxa" w:w="2410"/>
           </w:tcPr>
           <w:p>
             <w:r>
@@ -1244,7 +1244,7 @@
         </w:tc>
         <w:tc>
           <w:tcPr>
-            <w:tcW w:type="dxa" w:w="2493"/>
+            <w:tcW w:type="dxa" w:w="2410"/>
           </w:tcPr>
           <w:p>
             <w:r>
@@ -1259,7 +1259,7 @@
         </w:tc>
         <w:tc>
           <w:tcPr>
-            <w:tcW w:type="dxa" w:w="2493"/>
+            <w:tcW w:type="dxa" w:w="2410"/>
           </w:tcPr>
           <w:p>
             <w:r>
@@ -1273,7 +1273,7 @@
         </w:tc>
         <w:tc>
           <w:tcPr>
-            <w:tcW w:type="dxa" w:w="2493"/>
+            <w:tcW w:type="dxa" w:w="2410"/>
           </w:tcPr>
           <w:p>
             <w:r>
@@ -1289,7 +1289,7 @@
       <w:tr>
         <w:tc>
           <w:tcPr>
-            <w:tcW w:type="dxa" w:w="2493"/>
+            <w:tcW w:type="dxa" w:w="2410"/>
           </w:tcPr>
           <w:p>
             <w:r>
@@ -1303,7 +1303,7 @@
         </w:tc>
         <w:tc>
           <w:tcPr>
-            <w:tcW w:type="dxa" w:w="2493"/>
+            <w:tcW w:type="dxa" w:w="2410"/>
           </w:tcPr>
           <w:p>
             <w:r>
@@ -1318,7 +1318,7 @@
         </w:tc>
         <w:tc>
           <w:tcPr>
-            <w:tcW w:type="dxa" w:w="2493"/>
+            <w:tcW w:type="dxa" w:w="2410"/>
           </w:tcPr>
           <w:p>
             <w:r>
@@ -1332,7 +1332,7 @@
         </w:tc>
         <w:tc>
           <w:tcPr>
-            <w:tcW w:type="dxa" w:w="2493"/>
+            <w:tcW w:type="dxa" w:w="2410"/>
           </w:tcPr>
           <w:p>
             <w:r>
@@ -1348,7 +1348,7 @@
       <w:tr>
         <w:tc>
           <w:tcPr>
-            <w:tcW w:type="dxa" w:w="2493"/>
+            <w:tcW w:type="dxa" w:w="2410"/>
           </w:tcPr>
           <w:p>
             <w:r>
@@ -1362,7 +1362,7 @@
         </w:tc>
         <w:tc>
           <w:tcPr>
-            <w:tcW w:type="dxa" w:w="2493"/>
+            <w:tcW w:type="dxa" w:w="2410"/>
           </w:tcPr>
           <w:p>
             <w:r>
@@ -1377,7 +1377,7 @@
         </w:tc>
         <w:tc>
           <w:tcPr>
-            <w:tcW w:type="dxa" w:w="2493"/>
+            <w:tcW w:type="dxa" w:w="2410"/>
           </w:tcPr>
           <w:p>
             <w:r>
@@ -1391,7 +1391,7 @@
         </w:tc>
         <w:tc>
           <w:tcPr>
-            <w:tcW w:type="dxa" w:w="2493"/>
+            <w:tcW w:type="dxa" w:w="2410"/>
           </w:tcPr>
           <w:p>
             <w:r>
@@ -1407,7 +1407,7 @@
       <w:tr>
         <w:tc>
           <w:tcPr>
-            <w:tcW w:type="dxa" w:w="2493"/>
+            <w:tcW w:type="dxa" w:w="2410"/>
           </w:tcPr>
           <w:p>
             <w:r>
@@ -1421,7 +1421,7 @@
         </w:tc>
         <w:tc>
           <w:tcPr>
-            <w:tcW w:type="dxa" w:w="2493"/>
+            <w:tcW w:type="dxa" w:w="2410"/>
           </w:tcPr>
           <w:p>
             <w:r>
@@ -1436,7 +1436,7 @@
         </w:tc>
         <w:tc>
           <w:tcPr>
-            <w:tcW w:type="dxa" w:w="2493"/>
+            <w:tcW w:type="dxa" w:w="2410"/>
           </w:tcPr>
           <w:p>
             <w:r>
@@ -1450,7 +1450,7 @@
         </w:tc>
         <w:tc>
           <w:tcPr>
-            <w:tcW w:type="dxa" w:w="2493"/>
+            <w:tcW w:type="dxa" w:w="2410"/>
           </w:tcPr>
           <w:p>
             <w:r>
@@ -1466,7 +1466,7 @@
       <w:tr>
         <w:tc>
           <w:tcPr>
-            <w:tcW w:type="dxa" w:w="2493"/>
+            <w:tcW w:type="dxa" w:w="2410"/>
           </w:tcPr>
           <w:p>
             <w:r>
@@ -1480,7 +1480,7 @@
         </w:tc>
         <w:tc>
           <w:tcPr>
-            <w:tcW w:type="dxa" w:w="2493"/>
+            <w:tcW w:type="dxa" w:w="2410"/>
           </w:tcPr>
           <w:p>
             <w:r>
@@ -1495,7 +1495,7 @@
         </w:tc>
         <w:tc>
           <w:tcPr>
-            <w:tcW w:type="dxa" w:w="2493"/>
+            <w:tcW w:type="dxa" w:w="2410"/>
           </w:tcPr>
           <w:p>
             <w:r>
@@ -1509,7 +1509,7 @@
         </w:tc>
         <w:tc>
           <w:tcPr>
-            <w:tcW w:type="dxa" w:w="2493"/>
+            <w:tcW w:type="dxa" w:w="2410"/>
           </w:tcPr>
           <w:p>
             <w:r>
@@ -1525,7 +1525,7 @@
       <w:tr>
         <w:tc>
           <w:tcPr>
-            <w:tcW w:type="dxa" w:w="2493"/>
+            <w:tcW w:type="dxa" w:w="2410"/>
           </w:tcPr>
           <w:p>
             <w:r>
@@ -1539,7 +1539,7 @@
         </w:tc>
         <w:tc>
           <w:tcPr>
-            <w:tcW w:type="dxa" w:w="2493"/>
+            <w:tcW w:type="dxa" w:w="2410"/>
           </w:tcPr>
           <w:p>
             <w:r>
@@ -1554,7 +1554,7 @@
         </w:tc>
         <w:tc>
           <w:tcPr>
-            <w:tcW w:type="dxa" w:w="2493"/>
+            <w:tcW w:type="dxa" w:w="2410"/>
           </w:tcPr>
           <w:p>
             <w:r>
@@ -1568,7 +1568,7 @@
         </w:tc>
         <w:tc>
           <w:tcPr>
-            <w:tcW w:type="dxa" w:w="2493"/>
+            <w:tcW w:type="dxa" w:w="2410"/>
           </w:tcPr>
           <w:p>
             <w:r>
@@ -1601,10 +1601,10 @@
         <w:tblLook w:firstColumn="1" w:firstRow="1" w:lastColumn="0" w:lastRow="0" w:noHBand="0" w:noVBand="1" w:val="04A0"/>
       </w:tblPr>
       <w:tblGrid>
-        <w:gridCol w:w="2493"/>
-        <w:gridCol w:w="2493"/>
-        <w:gridCol w:w="2493"/>
-        <w:gridCol w:w="2493"/>
+        <w:gridCol w:w="2410"/>
+        <w:gridCol w:w="2410"/>
+        <w:gridCol w:w="2410"/>
+        <w:gridCol w:w="2410"/>
       </w:tblGrid>
       <w:tr>
         <w:trPr>
@@ -1612,7 +1612,7 @@
         </w:trPr>
         <w:tc>
           <w:tcPr>
-            <w:tcW w:type="dxa" w:w="2493"/>
+            <w:tcW w:type="dxa" w:w="2410"/>
           </w:tcPr>
           <w:p>
             <w:r>
@@ -1627,7 +1627,7 @@
         </w:tc>
         <w:tc>
           <w:tcPr>
-            <w:tcW w:type="dxa" w:w="2493"/>
+            <w:tcW w:type="dxa" w:w="2410"/>
           </w:tcPr>
           <w:p>
             <w:r>
@@ -1642,7 +1642,7 @@
         </w:tc>
         <w:tc>
           <w:tcPr>
-            <w:tcW w:type="dxa" w:w="2493"/>
+            <w:tcW w:type="dxa" w:w="2410"/>
           </w:tcPr>
           <w:p>
             <w:r>
@@ -1657,7 +1657,7 @@
         </w:tc>
         <w:tc>
           <w:tcPr>
-            <w:tcW w:type="dxa" w:w="2493"/>
+            <w:tcW w:type="dxa" w:w="2410"/>
           </w:tcPr>
           <w:p>
             <w:r>
@@ -1674,7 +1674,7 @@
       <w:tr>
         <w:tc>
           <w:tcPr>
-            <w:tcW w:type="dxa" w:w="2493"/>
+            <w:tcW w:type="dxa" w:w="2410"/>
           </w:tcPr>
           <w:p>
             <w:r>
@@ -1688,7 +1688,7 @@
         </w:tc>
         <w:tc>
           <w:tcPr>
-            <w:tcW w:type="dxa" w:w="2493"/>
+            <w:tcW w:type="dxa" w:w="2410"/>
           </w:tcPr>
           <w:p>
             <w:r>
@@ -1703,7 +1703,7 @@
         </w:tc>
         <w:tc>
           <w:tcPr>
-            <w:tcW w:type="dxa" w:w="2493"/>
+            <w:tcW w:type="dxa" w:w="2410"/>
           </w:tcPr>
           <w:p>
             <w:r>
@@ -1717,7 +1717,7 @@
         </w:tc>
         <w:tc>
           <w:tcPr>
-            <w:tcW w:type="dxa" w:w="2493"/>
+            <w:tcW w:type="dxa" w:w="2410"/>
           </w:tcPr>
           <w:p>
             <w:r>
@@ -1733,7 +1733,7 @@
       <w:tr>
         <w:tc>
           <w:tcPr>
-            <w:tcW w:type="dxa" w:w="2493"/>
+            <w:tcW w:type="dxa" w:w="2410"/>
           </w:tcPr>
           <w:p>
             <w:r>
@@ -1747,7 +1747,7 @@
         </w:tc>
         <w:tc>
           <w:tcPr>
-            <w:tcW w:type="dxa" w:w="2493"/>
+            <w:tcW w:type="dxa" w:w="2410"/>
           </w:tcPr>
           <w:p>
             <w:r>
@@ -1762,7 +1762,7 @@
         </w:tc>
         <w:tc>
           <w:tcPr>
-            <w:tcW w:type="dxa" w:w="2493"/>
+            <w:tcW w:type="dxa" w:w="2410"/>
           </w:tcPr>
           <w:p>
             <w:r>
@@ -1776,7 +1776,7 @@
         </w:tc>
         <w:tc>
           <w:tcPr>
-            <w:tcW w:type="dxa" w:w="2493"/>
+            <w:tcW w:type="dxa" w:w="2410"/>
           </w:tcPr>
           <w:p>
             <w:r>
@@ -1792,7 +1792,7 @@
       <w:tr>
         <w:tc>
           <w:tcPr>
-            <w:tcW w:type="dxa" w:w="2493"/>
+            <w:tcW w:type="dxa" w:w="2410"/>
           </w:tcPr>
           <w:p>
             <w:r>
@@ -1806,7 +1806,7 @@
         </w:tc>
         <w:tc>
           <w:tcPr>
-            <w:tcW w:type="dxa" w:w="2493"/>
+            <w:tcW w:type="dxa" w:w="2410"/>
           </w:tcPr>
           <w:p>
             <w:r>
@@ -1821,7 +1821,7 @@
         </w:tc>
         <w:tc>
           <w:tcPr>
-            <w:tcW w:type="dxa" w:w="2493"/>
+            <w:tcW w:type="dxa" w:w="2410"/>
           </w:tcPr>
           <w:p>
             <w:r>
@@ -1835,7 +1835,7 @@
         </w:tc>
         <w:tc>
           <w:tcPr>
-            <w:tcW w:type="dxa" w:w="2493"/>
+            <w:tcW w:type="dxa" w:w="2410"/>
           </w:tcPr>
           <w:p>
             <w:r>
@@ -1851,7 +1851,7 @@
       <w:tr>
         <w:tc>
           <w:tcPr>
-            <w:tcW w:type="dxa" w:w="2493"/>
+            <w:tcW w:type="dxa" w:w="2410"/>
           </w:tcPr>
           <w:p>
             <w:r>
@@ -1865,7 +1865,7 @@
         </w:tc>
         <w:tc>
           <w:tcPr>
-            <w:tcW w:type="dxa" w:w="2493"/>
+            <w:tcW w:type="dxa" w:w="2410"/>
           </w:tcPr>
           <w:p>
             <w:r>
@@ -1880,7 +1880,7 @@
         </w:tc>
         <w:tc>
           <w:tcPr>
-            <w:tcW w:type="dxa" w:w="2493"/>
+            <w:tcW w:type="dxa" w:w="2410"/>
           </w:tcPr>
           <w:p>
             <w:r>
@@ -1894,7 +1894,7 @@
         </w:tc>
         <w:tc>
           <w:tcPr>
-            <w:tcW w:type="dxa" w:w="2493"/>
+            <w:tcW w:type="dxa" w:w="2410"/>
           </w:tcPr>
           <w:p>
             <w:r>
@@ -2267,9 +2267,9 @@
         <w:tblLook w:firstColumn="1" w:firstRow="1" w:lastColumn="0" w:lastRow="0" w:noHBand="0" w:noVBand="1" w:val="04A0"/>
       </w:tblPr>
       <w:tblGrid>
-        <w:gridCol w:w="3324"/>
-        <w:gridCol w:w="3324"/>
-        <w:gridCol w:w="3324"/>
+        <w:gridCol w:w="3213"/>
+        <w:gridCol w:w="3213"/>
+        <w:gridCol w:w="3213"/>
       </w:tblGrid>
       <w:tr>
         <w:trPr>
@@ -2277,7 +2277,7 @@
         </w:trPr>
         <w:tc>
           <w:tcPr>
-            <w:tcW w:type="dxa" w:w="3324"/>
+            <w:tcW w:type="dxa" w:w="3213"/>
           </w:tcPr>
           <w:p>
             <w:r>
@@ -2292,7 +2292,7 @@
         </w:tc>
         <w:tc>
           <w:tcPr>
-            <w:tcW w:type="dxa" w:w="3324"/>
+            <w:tcW w:type="dxa" w:w="3213"/>
           </w:tcPr>
           <w:p>
             <w:r>
@@ -2307,7 +2307,7 @@
         </w:tc>
         <w:tc>
           <w:tcPr>
-            <w:tcW w:type="dxa" w:w="3324"/>
+            <w:tcW w:type="dxa" w:w="3213"/>
           </w:tcPr>
           <w:p>
             <w:r>
@@ -2324,7 +2324,7 @@
       <w:tr>
         <w:tc>
           <w:tcPr>
-            <w:tcW w:type="dxa" w:w="3324"/>
+            <w:tcW w:type="dxa" w:w="3213"/>
           </w:tcPr>
           <w:p>
             <w:r>
@@ -2338,7 +2338,7 @@
         </w:tc>
         <w:tc>
           <w:tcPr>
-            <w:tcW w:type="dxa" w:w="3324"/>
+            <w:tcW w:type="dxa" w:w="3213"/>
           </w:tcPr>
           <w:p>
             <w:r>
@@ -2353,7 +2353,7 @@
         </w:tc>
         <w:tc>
           <w:tcPr>
-            <w:tcW w:type="dxa" w:w="3324"/>
+            <w:tcW w:type="dxa" w:w="3213"/>
           </w:tcPr>
           <w:p>
             <w:r>
@@ -2369,7 +2369,7 @@
       <w:tr>
         <w:tc>
           <w:tcPr>
-            <w:tcW w:type="dxa" w:w="3324"/>
+            <w:tcW w:type="dxa" w:w="3213"/>
           </w:tcPr>
           <w:p>
             <w:r>
@@ -2383,7 +2383,7 @@
         </w:tc>
         <w:tc>
           <w:tcPr>
-            <w:tcW w:type="dxa" w:w="3324"/>
+            <w:tcW w:type="dxa" w:w="3213"/>
           </w:tcPr>
           <w:p>
             <w:r>
@@ -2398,7 +2398,7 @@
         </w:tc>
         <w:tc>
           <w:tcPr>
-            <w:tcW w:type="dxa" w:w="3324"/>
+            <w:tcW w:type="dxa" w:w="3213"/>
           </w:tcPr>
           <w:p>
             <w:r>
@@ -2414,7 +2414,7 @@
       <w:tr>
         <w:tc>
           <w:tcPr>
-            <w:tcW w:type="dxa" w:w="3324"/>
+            <w:tcW w:type="dxa" w:w="3213"/>
           </w:tcPr>
           <w:p>
             <w:r>
@@ -2428,7 +2428,7 @@
         </w:tc>
         <w:tc>
           <w:tcPr>
-            <w:tcW w:type="dxa" w:w="3324"/>
+            <w:tcW w:type="dxa" w:w="3213"/>
           </w:tcPr>
           <w:p>
             <w:r>
@@ -2443,7 +2443,7 @@
         </w:tc>
         <w:tc>
           <w:tcPr>
-            <w:tcW w:type="dxa" w:w="3324"/>
+            <w:tcW w:type="dxa" w:w="3213"/>
           </w:tcPr>
           <w:p>
             <w:r>
@@ -2459,7 +2459,7 @@
       <w:tr>
         <w:tc>
           <w:tcPr>
-            <w:tcW w:type="dxa" w:w="3324"/>
+            <w:tcW w:type="dxa" w:w="3213"/>
           </w:tcPr>
           <w:p>
             <w:r>
@@ -2473,7 +2473,7 @@
         </w:tc>
         <w:tc>
           <w:tcPr>
-            <w:tcW w:type="dxa" w:w="3324"/>
+            <w:tcW w:type="dxa" w:w="3213"/>
           </w:tcPr>
           <w:p>
             <w:r>
@@ -2488,7 +2488,7 @@
         </w:tc>
         <w:tc>
           <w:tcPr>
-            <w:tcW w:type="dxa" w:w="3324"/>
+            <w:tcW w:type="dxa" w:w="3213"/>
           </w:tcPr>
           <w:p>
             <w:r>
@@ -2504,7 +2504,7 @@
       <w:tr>
         <w:tc>
           <w:tcPr>
-            <w:tcW w:type="dxa" w:w="3324"/>
+            <w:tcW w:type="dxa" w:w="3213"/>
           </w:tcPr>
           <w:p>
             <w:r>
@@ -2518,7 +2518,7 @@
         </w:tc>
         <w:tc>
           <w:tcPr>
-            <w:tcW w:type="dxa" w:w="3324"/>
+            <w:tcW w:type="dxa" w:w="3213"/>
           </w:tcPr>
           <w:p>
             <w:r>
@@ -2533,7 +2533,7 @@
         </w:tc>
         <w:tc>
           <w:tcPr>
-            <w:tcW w:type="dxa" w:w="3324"/>
+            <w:tcW w:type="dxa" w:w="3213"/>
           </w:tcPr>
           <w:p>
             <w:r>
@@ -2566,9 +2566,9 @@
         <w:tblLook w:firstColumn="1" w:firstRow="1" w:lastColumn="0" w:lastRow="0" w:noHBand="0" w:noVBand="1" w:val="04A0"/>
       </w:tblPr>
       <w:tblGrid>
-        <w:gridCol w:w="3324"/>
-        <w:gridCol w:w="3324"/>
-        <w:gridCol w:w="3324"/>
+        <w:gridCol w:w="3213"/>
+        <w:gridCol w:w="3213"/>
+        <w:gridCol w:w="3213"/>
       </w:tblGrid>
       <w:tr>
         <w:trPr>
@@ -2576,7 +2576,7 @@
         </w:trPr>
         <w:tc>
           <w:tcPr>
-            <w:tcW w:type="dxa" w:w="3324"/>
+            <w:tcW w:type="dxa" w:w="3213"/>
           </w:tcPr>
           <w:p>
             <w:r>
@@ -2591,7 +2591,7 @@
         </w:tc>
         <w:tc>
           <w:tcPr>
-            <w:tcW w:type="dxa" w:w="3324"/>
+            <w:tcW w:type="dxa" w:w="3213"/>
           </w:tcPr>
           <w:p>
             <w:r>
@@ -2606,7 +2606,7 @@
         </w:tc>
         <w:tc>
           <w:tcPr>
-            <w:tcW w:type="dxa" w:w="3324"/>
+            <w:tcW w:type="dxa" w:w="3213"/>
           </w:tcPr>
           <w:p>
             <w:r>
@@ -2623,7 +2623,7 @@
       <w:tr>
         <w:tc>
           <w:tcPr>
-            <w:tcW w:type="dxa" w:w="3324"/>
+            <w:tcW w:type="dxa" w:w="3213"/>
           </w:tcPr>
           <w:p>
             <w:r>
@@ -2637,7 +2637,7 @@
         </w:tc>
         <w:tc>
           <w:tcPr>
-            <w:tcW w:type="dxa" w:w="3324"/>
+            <w:tcW w:type="dxa" w:w="3213"/>
           </w:tcPr>
           <w:p>
             <w:r>
@@ -2652,7 +2652,7 @@
         </w:tc>
         <w:tc>
           <w:tcPr>
-            <w:tcW w:type="dxa" w:w="3324"/>
+            <w:tcW w:type="dxa" w:w="3213"/>
           </w:tcPr>
           <w:p>
             <w:r>
@@ -2668,7 +2668,7 @@
       <w:tr>
         <w:tc>
           <w:tcPr>
-            <w:tcW w:type="dxa" w:w="3324"/>
+            <w:tcW w:type="dxa" w:w="3213"/>
           </w:tcPr>
           <w:p>
             <w:r>
@@ -2682,7 +2682,7 @@
         </w:tc>
         <w:tc>
           <w:tcPr>
-            <w:tcW w:type="dxa" w:w="3324"/>
+            <w:tcW w:type="dxa" w:w="3213"/>
           </w:tcPr>
           <w:p>
             <w:r>
@@ -2697,7 +2697,7 @@
         </w:tc>
         <w:tc>
           <w:tcPr>
-            <w:tcW w:type="dxa" w:w="3324"/>
+            <w:tcW w:type="dxa" w:w="3213"/>
           </w:tcPr>
           <w:p>
             <w:r>
@@ -2713,7 +2713,7 @@
       <w:tr>
         <w:tc>
           <w:tcPr>
-            <w:tcW w:type="dxa" w:w="3324"/>
+            <w:tcW w:type="dxa" w:w="3213"/>
           </w:tcPr>
           <w:p>
             <w:r>
@@ -2727,7 +2727,7 @@
         </w:tc>
         <w:tc>
           <w:tcPr>
-            <w:tcW w:type="dxa" w:w="3324"/>
+            <w:tcW w:type="dxa" w:w="3213"/>
           </w:tcPr>
           <w:p>
             <w:r>
@@ -2742,7 +2742,7 @@
         </w:tc>
         <w:tc>
           <w:tcPr>
-            <w:tcW w:type="dxa" w:w="3324"/>
+            <w:tcW w:type="dxa" w:w="3213"/>
           </w:tcPr>
           <w:p>
             <w:r>
@@ -2758,7 +2758,7 @@
       <w:tr>
         <w:tc>
           <w:tcPr>
-            <w:tcW w:type="dxa" w:w="3324"/>
+            <w:tcW w:type="dxa" w:w="3213"/>
           </w:tcPr>
           <w:p>
             <w:r>
@@ -2772,7 +2772,7 @@
         </w:tc>
         <w:tc>
           <w:tcPr>
-            <w:tcW w:type="dxa" w:w="3324"/>
+            <w:tcW w:type="dxa" w:w="3213"/>
           </w:tcPr>
           <w:p>
             <w:r>
@@ -2787,7 +2787,7 @@
         </w:tc>
         <w:tc>
           <w:tcPr>
-            <w:tcW w:type="dxa" w:w="3324"/>
+            <w:tcW w:type="dxa" w:w="3213"/>
           </w:tcPr>
           <w:p>
             <w:r>
@@ -3219,10 +3219,10 @@
         <w:tblLook w:firstColumn="1" w:firstRow="1" w:lastColumn="0" w:lastRow="0" w:noHBand="0" w:noVBand="1" w:val="04A0"/>
       </w:tblPr>
       <w:tblGrid>
-        <w:gridCol w:w="2493"/>
-        <w:gridCol w:w="2493"/>
-        <w:gridCol w:w="2493"/>
-        <w:gridCol w:w="2493"/>
+        <w:gridCol w:w="2410"/>
+        <w:gridCol w:w="2410"/>
+        <w:gridCol w:w="2410"/>
+        <w:gridCol w:w="2410"/>
       </w:tblGrid>
       <w:tr>
         <w:trPr>
@@ -3230,7 +3230,7 @@
         </w:trPr>
         <w:tc>
           <w:tcPr>
-            <w:tcW w:type="dxa" w:w="2493"/>
+            <w:tcW w:type="dxa" w:w="2410"/>
           </w:tcPr>
           <w:p>
             <w:r>
@@ -3245,7 +3245,7 @@
         </w:tc>
         <w:tc>
           <w:tcPr>
-            <w:tcW w:type="dxa" w:w="2493"/>
+            <w:tcW w:type="dxa" w:w="2410"/>
           </w:tcPr>
           <w:p>
             <w:r>
@@ -3260,7 +3260,7 @@
         </w:tc>
         <w:tc>
           <w:tcPr>
-            <w:tcW w:type="dxa" w:w="2493"/>
+            <w:tcW w:type="dxa" w:w="2410"/>
           </w:tcPr>
           <w:p>
             <w:r>
@@ -3275,7 +3275,7 @@
         </w:tc>
         <w:tc>
           <w:tcPr>
-            <w:tcW w:type="dxa" w:w="2493"/>
+            <w:tcW w:type="dxa" w:w="2410"/>
           </w:tcPr>
           <w:p>
             <w:r>
@@ -3292,7 +3292,7 @@
       <w:tr>
         <w:tc>
           <w:tcPr>
-            <w:tcW w:type="dxa" w:w="2493"/>
+            <w:tcW w:type="dxa" w:w="2410"/>
           </w:tcPr>
           <w:p>
             <w:r>
@@ -3306,7 +3306,7 @@
         </w:tc>
         <w:tc>
           <w:tcPr>
-            <w:tcW w:type="dxa" w:w="2493"/>
+            <w:tcW w:type="dxa" w:w="2410"/>
           </w:tcPr>
           <w:p>
             <w:r>
@@ -3321,7 +3321,7 @@
         </w:tc>
         <w:tc>
           <w:tcPr>
-            <w:tcW w:type="dxa" w:w="2493"/>
+            <w:tcW w:type="dxa" w:w="2410"/>
           </w:tcPr>
           <w:p>
             <w:r>
@@ -3335,7 +3335,7 @@
         </w:tc>
         <w:tc>
           <w:tcPr>
-            <w:tcW w:type="dxa" w:w="2493"/>
+            <w:tcW w:type="dxa" w:w="2410"/>
           </w:tcPr>
           <w:p>
             <w:r>
@@ -3351,7 +3351,7 @@
       <w:tr>
         <w:tc>
           <w:tcPr>
-            <w:tcW w:type="dxa" w:w="2493"/>
+            <w:tcW w:type="dxa" w:w="2410"/>
           </w:tcPr>
           <w:p>
             <w:r>
@@ -3365,7 +3365,7 @@
         </w:tc>
         <w:tc>
           <w:tcPr>
-            <w:tcW w:type="dxa" w:w="2493"/>
+            <w:tcW w:type="dxa" w:w="2410"/>
           </w:tcPr>
           <w:p>
             <w:r>
@@ -3380,7 +3380,7 @@
         </w:tc>
         <w:tc>
           <w:tcPr>
-            <w:tcW w:type="dxa" w:w="2493"/>
+            <w:tcW w:type="dxa" w:w="2410"/>
           </w:tcPr>
           <w:p>
             <w:r>
@@ -3394,7 +3394,7 @@
         </w:tc>
         <w:tc>
           <w:tcPr>
-            <w:tcW w:type="dxa" w:w="2493"/>
+            <w:tcW w:type="dxa" w:w="2410"/>
           </w:tcPr>
           <w:p>
             <w:r>
@@ -3410,7 +3410,7 @@
       <w:tr>
         <w:tc>
           <w:tcPr>
-            <w:tcW w:type="dxa" w:w="2493"/>
+            <w:tcW w:type="dxa" w:w="2410"/>
           </w:tcPr>
           <w:p>
             <w:r>
@@ -3424,7 +3424,7 @@
         </w:tc>
         <w:tc>
           <w:tcPr>
-            <w:tcW w:type="dxa" w:w="2493"/>
+            <w:tcW w:type="dxa" w:w="2410"/>
           </w:tcPr>
           <w:p>
             <w:r>
@@ -3439,7 +3439,7 @@
         </w:tc>
         <w:tc>
           <w:tcPr>
-            <w:tcW w:type="dxa" w:w="2493"/>
+            <w:tcW w:type="dxa" w:w="2410"/>
           </w:tcPr>
           <w:p>
             <w:r>
@@ -3453,7 +3453,7 @@
         </w:tc>
         <w:tc>
           <w:tcPr>
-            <w:tcW w:type="dxa" w:w="2493"/>
+            <w:tcW w:type="dxa" w:w="2410"/>
           </w:tcPr>
           <w:p>
             <w:r>
@@ -3469,7 +3469,7 @@
       <w:tr>
         <w:tc>
           <w:tcPr>
-            <w:tcW w:type="dxa" w:w="2493"/>
+            <w:tcW w:type="dxa" w:w="2410"/>
           </w:tcPr>
           <w:p>
             <w:r>
@@ -3483,7 +3483,7 @@
         </w:tc>
         <w:tc>
           <w:tcPr>
-            <w:tcW w:type="dxa" w:w="2493"/>
+            <w:tcW w:type="dxa" w:w="2410"/>
           </w:tcPr>
           <w:p>
             <w:r>
@@ -3498,7 +3498,7 @@
         </w:tc>
         <w:tc>
           <w:tcPr>
-            <w:tcW w:type="dxa" w:w="2493"/>
+            <w:tcW w:type="dxa" w:w="2410"/>
           </w:tcPr>
           <w:p>
             <w:r>
@@ -3512,7 +3512,7 @@
         </w:tc>
         <w:tc>
           <w:tcPr>
-            <w:tcW w:type="dxa" w:w="2493"/>
+            <w:tcW w:type="dxa" w:w="2410"/>
           </w:tcPr>
           <w:p>
             <w:r>
@@ -3585,9 +3585,9 @@
         <w:tblLook w:firstColumn="1" w:firstRow="1" w:lastColumn="0" w:lastRow="0" w:noHBand="0" w:noVBand="1" w:val="04A0"/>
       </w:tblPr>
       <w:tblGrid>
-        <w:gridCol w:w="3324"/>
-        <w:gridCol w:w="3324"/>
-        <w:gridCol w:w="3324"/>
+        <w:gridCol w:w="3213"/>
+        <w:gridCol w:w="3213"/>
+        <w:gridCol w:w="3213"/>
       </w:tblGrid>
       <w:tr>
         <w:trPr>
@@ -3595,7 +3595,7 @@
         </w:trPr>
         <w:tc>
           <w:tcPr>
-            <w:tcW w:type="dxa" w:w="3324"/>
+            <w:tcW w:type="dxa" w:w="3213"/>
           </w:tcPr>
           <w:p>
             <w:r>
@@ -3610,7 +3610,7 @@
         </w:tc>
         <w:tc>
           <w:tcPr>
-            <w:tcW w:type="dxa" w:w="3324"/>
+            <w:tcW w:type="dxa" w:w="3213"/>
           </w:tcPr>
           <w:p>
             <w:r>
@@ -3625,7 +3625,7 @@
         </w:tc>
         <w:tc>
           <w:tcPr>
-            <w:tcW w:type="dxa" w:w="3324"/>
+            <w:tcW w:type="dxa" w:w="3213"/>
           </w:tcPr>
           <w:p>
             <w:r>
@@ -3642,7 +3642,7 @@
       <w:tr>
         <w:tc>
           <w:tcPr>
-            <w:tcW w:type="dxa" w:w="3324"/>
+            <w:tcW w:type="dxa" w:w="3213"/>
           </w:tcPr>
           <w:p>
             <w:r>
@@ -3664,7 +3664,7 @@
         </w:tc>
         <w:tc>
           <w:tcPr>
-            <w:tcW w:type="dxa" w:w="3324"/>
+            <w:tcW w:type="dxa" w:w="3213"/>
           </w:tcPr>
           <w:p>
             <w:r>
@@ -3678,7 +3678,7 @@
         </w:tc>
         <w:tc>
           <w:tcPr>
-            <w:tcW w:type="dxa" w:w="3324"/>
+            <w:tcW w:type="dxa" w:w="3213"/>
           </w:tcPr>
           <w:p>
             <w:r>
@@ -3694,7 +3694,7 @@
       <w:tr>
         <w:tc>
           <w:tcPr>
-            <w:tcW w:type="dxa" w:w="3324"/>
+            <w:tcW w:type="dxa" w:w="3213"/>
           </w:tcPr>
           <w:p>
             <w:r>
@@ -3716,7 +3716,7 @@
         </w:tc>
         <w:tc>
           <w:tcPr>
-            <w:tcW w:type="dxa" w:w="3324"/>
+            <w:tcW w:type="dxa" w:w="3213"/>
           </w:tcPr>
           <w:p>
             <w:r>
@@ -3730,7 +3730,7 @@
         </w:tc>
         <w:tc>
           <w:tcPr>
-            <w:tcW w:type="dxa" w:w="3324"/>
+            <w:tcW w:type="dxa" w:w="3213"/>
           </w:tcPr>
           <w:p>
             <w:r>
@@ -3746,7 +3746,7 @@
       <w:tr>
         <w:tc>
           <w:tcPr>
-            <w:tcW w:type="dxa" w:w="3324"/>
+            <w:tcW w:type="dxa" w:w="3213"/>
           </w:tcPr>
           <w:p>
             <w:r>
@@ -3768,7 +3768,7 @@
         </w:tc>
         <w:tc>
           <w:tcPr>
-            <w:tcW w:type="dxa" w:w="3324"/>
+            <w:tcW w:type="dxa" w:w="3213"/>
           </w:tcPr>
           <w:p>
             <w:r>
@@ -3782,7 +3782,7 @@
         </w:tc>
         <w:tc>
           <w:tcPr>
-            <w:tcW w:type="dxa" w:w="3324"/>
+            <w:tcW w:type="dxa" w:w="3213"/>
           </w:tcPr>
           <w:p>
             <w:r>
@@ -4033,7 +4033,7 @@
       </w:r>
     </w:p>
     <w:sectPr>
-      <w:pgSz w:w="12240" w:h="15840"/>
+      <w:pgSz w:w="11906" w:h="16838"/>
       <w:pgMar w:top="1134" w:right="850" w:bottom="1134" w:left="1417" w:header="720" w:footer="720" w:gutter="0"/>
       <w:cols w:space="720"/>
       <w:docGrid w:linePitch="360"/>
